--- a/LUBNA TARIQ_timetable.docx
+++ b/LUBNA TARIQ_timetable.docx
@@ -7,7 +7,12 @@
         <w:pStyle w:val="Title"/>
       </w:pPr>
       <w:r>
-        <w:t>Teacher Timetable - LUBNA TARIQ</w:t>
+        <w:t>Teacher Timetable — LUBNA TARIQ</w:t>
+      </w:r>
+    </w:p>
+    <w:p>
+      <w:r>
+        <w:t>Total Weekly Periods: 5</w:t>
       </w:r>
     </w:p>
     <w:tbl>
@@ -17,17 +22,19 @@
         <w:tblLook w:firstColumn="1" w:firstRow="1" w:lastColumn="0" w:lastRow="0" w:noHBand="0" w:noVBand="1" w:val="04A0"/>
       </w:tblPr>
       <w:tblGrid>
-        <w:gridCol w:w="1440"/>
-        <w:gridCol w:w="1440"/>
-        <w:gridCol w:w="1440"/>
-        <w:gridCol w:w="1440"/>
-        <w:gridCol w:w="1440"/>
-        <w:gridCol w:w="1440"/>
+        <w:gridCol w:w="1080"/>
+        <w:gridCol w:w="1080"/>
+        <w:gridCol w:w="1080"/>
+        <w:gridCol w:w="1080"/>
+        <w:gridCol w:w="1080"/>
+        <w:gridCol w:w="1080"/>
+        <w:gridCol w:w="1080"/>
+        <w:gridCol w:w="1080"/>
       </w:tblGrid>
       <w:tr>
         <w:tc>
           <w:tcPr>
-            <w:tcW w:type="dxa" w:w="1440"/>
+            <w:tcW w:type="dxa" w:w="1080"/>
           </w:tcPr>
           <w:p>
             <w:r>
@@ -37,51 +44,71 @@
         </w:tc>
         <w:tc>
           <w:tcPr>
-            <w:tcW w:type="dxa" w:w="1440"/>
+            <w:tcW w:type="dxa" w:w="1080"/>
           </w:tcPr>
           <w:p>
             <w:r>
-              <w:t>Monday</w:t>
+              <w:t>Mon-Thu Time</w:t>
             </w:r>
           </w:p>
         </w:tc>
         <w:tc>
           <w:tcPr>
-            <w:tcW w:type="dxa" w:w="1440"/>
+            <w:tcW w:type="dxa" w:w="1080"/>
           </w:tcPr>
           <w:p>
             <w:r>
-              <w:t>Tuesday</w:t>
+              <w:t>Mon</w:t>
             </w:r>
           </w:p>
         </w:tc>
         <w:tc>
           <w:tcPr>
-            <w:tcW w:type="dxa" w:w="1440"/>
+            <w:tcW w:type="dxa" w:w="1080"/>
           </w:tcPr>
           <w:p>
             <w:r>
-              <w:t>Wednesday</w:t>
+              <w:t>Tue</w:t>
             </w:r>
           </w:p>
         </w:tc>
         <w:tc>
           <w:tcPr>
-            <w:tcW w:type="dxa" w:w="1440"/>
+            <w:tcW w:type="dxa" w:w="1080"/>
           </w:tcPr>
           <w:p>
             <w:r>
-              <w:t>Thursday</w:t>
+              <w:t>Wed</w:t>
             </w:r>
           </w:p>
         </w:tc>
         <w:tc>
           <w:tcPr>
-            <w:tcW w:type="dxa" w:w="1440"/>
+            <w:tcW w:type="dxa" w:w="1080"/>
           </w:tcPr>
           <w:p>
             <w:r>
-              <w:t>Friday</w:t>
+              <w:t>Thu</w:t>
+            </w:r>
+          </w:p>
+        </w:tc>
+        <w:tc>
+          <w:tcPr>
+            <w:tcW w:type="dxa" w:w="1080"/>
+          </w:tcPr>
+          <w:p>
+            <w:r>
+              <w:t>Fri</w:t>
+            </w:r>
+          </w:p>
+        </w:tc>
+        <w:tc>
+          <w:tcPr>
+            <w:tcW w:type="dxa" w:w="1080"/>
+          </w:tcPr>
+          <w:p>
+            <w:r>
+              <w:t>Fri Time</w:t>
             </w:r>
           </w:p>
         </w:tc>
@@ -89,7 +116,7 @@
       <w:tr>
         <w:tc>
           <w:tcPr>
-            <w:tcW w:type="dxa" w:w="1440"/>
+            <w:tcW w:type="dxa" w:w="1080"/>
           </w:tcPr>
           <w:p>
             <w:r>
@@ -99,7 +126,17 @@
         </w:tc>
         <w:tc>
           <w:tcPr>
-            <w:tcW w:type="dxa" w:w="1440"/>
+            <w:tcW w:type="dxa" w:w="1080"/>
+          </w:tcPr>
+          <w:p>
+            <w:r>
+              <w:t>8:00-8:50</w:t>
+            </w:r>
+          </w:p>
+        </w:tc>
+        <w:tc>
+          <w:tcPr>
+            <w:tcW w:type="dxa" w:w="1080"/>
           </w:tcPr>
           <w:p>
             <w:r/>
@@ -107,7 +144,7 @@
         </w:tc>
         <w:tc>
           <w:tcPr>
-            <w:tcW w:type="dxa" w:w="1440"/>
+            <w:tcW w:type="dxa" w:w="1080"/>
           </w:tcPr>
           <w:p>
             <w:r/>
@@ -115,7 +152,7 @@
         </w:tc>
         <w:tc>
           <w:tcPr>
-            <w:tcW w:type="dxa" w:w="1440"/>
+            <w:tcW w:type="dxa" w:w="1080"/>
           </w:tcPr>
           <w:p>
             <w:r/>
@@ -123,7 +160,7 @@
         </w:tc>
         <w:tc>
           <w:tcPr>
-            <w:tcW w:type="dxa" w:w="1440"/>
+            <w:tcW w:type="dxa" w:w="1080"/>
           </w:tcPr>
           <w:p>
             <w:r/>
@@ -131,17 +168,27 @@
         </w:tc>
         <w:tc>
           <w:tcPr>
-            <w:tcW w:type="dxa" w:w="1440"/>
+            <w:tcW w:type="dxa" w:w="1080"/>
           </w:tcPr>
           <w:p>
             <w:r/>
+          </w:p>
+        </w:tc>
+        <w:tc>
+          <w:tcPr>
+            <w:tcW w:type="dxa" w:w="1080"/>
+          </w:tcPr>
+          <w:p>
+            <w:r>
+              <w:t>8:00-8:40</w:t>
+            </w:r>
           </w:p>
         </w:tc>
       </w:tr>
       <w:tr>
         <w:tc>
           <w:tcPr>
-            <w:tcW w:type="dxa" w:w="1440"/>
+            <w:tcW w:type="dxa" w:w="1080"/>
           </w:tcPr>
           <w:p>
             <w:r>
@@ -151,7 +198,17 @@
         </w:tc>
         <w:tc>
           <w:tcPr>
-            <w:tcW w:type="dxa" w:w="1440"/>
+            <w:tcW w:type="dxa" w:w="1080"/>
+          </w:tcPr>
+          <w:p>
+            <w:r>
+              <w:t>8:50-9:30</w:t>
+            </w:r>
+          </w:p>
+        </w:tc>
+        <w:tc>
+          <w:tcPr>
+            <w:tcW w:type="dxa" w:w="1080"/>
           </w:tcPr>
           <w:p>
             <w:r/>
@@ -159,7 +216,7 @@
         </w:tc>
         <w:tc>
           <w:tcPr>
-            <w:tcW w:type="dxa" w:w="1440"/>
+            <w:tcW w:type="dxa" w:w="1080"/>
           </w:tcPr>
           <w:p>
             <w:r/>
@@ -167,7 +224,7 @@
         </w:tc>
         <w:tc>
           <w:tcPr>
-            <w:tcW w:type="dxa" w:w="1440"/>
+            <w:tcW w:type="dxa" w:w="1080"/>
           </w:tcPr>
           <w:p>
             <w:r/>
@@ -175,7 +232,7 @@
         </w:tc>
         <w:tc>
           <w:tcPr>
-            <w:tcW w:type="dxa" w:w="1440"/>
+            <w:tcW w:type="dxa" w:w="1080"/>
           </w:tcPr>
           <w:p>
             <w:r/>
@@ -183,17 +240,27 @@
         </w:tc>
         <w:tc>
           <w:tcPr>
-            <w:tcW w:type="dxa" w:w="1440"/>
+            <w:tcW w:type="dxa" w:w="1080"/>
           </w:tcPr>
           <w:p>
             <w:r/>
+          </w:p>
+        </w:tc>
+        <w:tc>
+          <w:tcPr>
+            <w:tcW w:type="dxa" w:w="1080"/>
+          </w:tcPr>
+          <w:p>
+            <w:r>
+              <w:t>8:40-9:15</w:t>
+            </w:r>
           </w:p>
         </w:tc>
       </w:tr>
       <w:tr>
         <w:tc>
           <w:tcPr>
-            <w:tcW w:type="dxa" w:w="1440"/>
+            <w:tcW w:type="dxa" w:w="1080"/>
           </w:tcPr>
           <w:p>
             <w:r>
@@ -203,7 +270,17 @@
         </w:tc>
         <w:tc>
           <w:tcPr>
-            <w:tcW w:type="dxa" w:w="1440"/>
+            <w:tcW w:type="dxa" w:w="1080"/>
+          </w:tcPr>
+          <w:p>
+            <w:r>
+              <w:t>9:30-10:10</w:t>
+            </w:r>
+          </w:p>
+        </w:tc>
+        <w:tc>
+          <w:tcPr>
+            <w:tcW w:type="dxa" w:w="1080"/>
           </w:tcPr>
           <w:p>
             <w:r>
@@ -215,7 +292,7 @@
         </w:tc>
         <w:tc>
           <w:tcPr>
-            <w:tcW w:type="dxa" w:w="1440"/>
+            <w:tcW w:type="dxa" w:w="1080"/>
           </w:tcPr>
           <w:p>
             <w:r/>
@@ -223,7 +300,7 @@
         </w:tc>
         <w:tc>
           <w:tcPr>
-            <w:tcW w:type="dxa" w:w="1440"/>
+            <w:tcW w:type="dxa" w:w="1080"/>
           </w:tcPr>
           <w:p>
             <w:r/>
@@ -231,7 +308,7 @@
         </w:tc>
         <w:tc>
           <w:tcPr>
-            <w:tcW w:type="dxa" w:w="1440"/>
+            <w:tcW w:type="dxa" w:w="1080"/>
           </w:tcPr>
           <w:p>
             <w:r/>
@@ -239,17 +316,27 @@
         </w:tc>
         <w:tc>
           <w:tcPr>
-            <w:tcW w:type="dxa" w:w="1440"/>
+            <w:tcW w:type="dxa" w:w="1080"/>
           </w:tcPr>
           <w:p>
             <w:r/>
+          </w:p>
+        </w:tc>
+        <w:tc>
+          <w:tcPr>
+            <w:tcW w:type="dxa" w:w="1080"/>
+          </w:tcPr>
+          <w:p>
+            <w:r>
+              <w:t>9:15-9:50</w:t>
+            </w:r>
           </w:p>
         </w:tc>
       </w:tr>
       <w:tr>
         <w:tc>
           <w:tcPr>
-            <w:tcW w:type="dxa" w:w="1440"/>
+            <w:tcW w:type="dxa" w:w="1080"/>
           </w:tcPr>
           <w:p>
             <w:r>
@@ -259,7 +346,17 @@
         </w:tc>
         <w:tc>
           <w:tcPr>
-            <w:tcW w:type="dxa" w:w="1440"/>
+            <w:tcW w:type="dxa" w:w="1080"/>
+          </w:tcPr>
+          <w:p>
+            <w:r>
+              <w:t>10:10-10:50</w:t>
+            </w:r>
+          </w:p>
+        </w:tc>
+        <w:tc>
+          <w:tcPr>
+            <w:tcW w:type="dxa" w:w="1080"/>
           </w:tcPr>
           <w:p>
             <w:r/>
@@ -267,7 +364,7 @@
         </w:tc>
         <w:tc>
           <w:tcPr>
-            <w:tcW w:type="dxa" w:w="1440"/>
+            <w:tcW w:type="dxa" w:w="1080"/>
           </w:tcPr>
           <w:p>
             <w:r/>
@@ -275,7 +372,7 @@
         </w:tc>
         <w:tc>
           <w:tcPr>
-            <w:tcW w:type="dxa" w:w="1440"/>
+            <w:tcW w:type="dxa" w:w="1080"/>
           </w:tcPr>
           <w:p>
             <w:r>
@@ -287,7 +384,7 @@
         </w:tc>
         <w:tc>
           <w:tcPr>
-            <w:tcW w:type="dxa" w:w="1440"/>
+            <w:tcW w:type="dxa" w:w="1080"/>
           </w:tcPr>
           <w:p>
             <w:r/>
@@ -295,17 +392,27 @@
         </w:tc>
         <w:tc>
           <w:tcPr>
-            <w:tcW w:type="dxa" w:w="1440"/>
+            <w:tcW w:type="dxa" w:w="1080"/>
           </w:tcPr>
           <w:p>
             <w:r/>
+          </w:p>
+        </w:tc>
+        <w:tc>
+          <w:tcPr>
+            <w:tcW w:type="dxa" w:w="1080"/>
+          </w:tcPr>
+          <w:p>
+            <w:r>
+              <w:t>9:50-10:25</w:t>
+            </w:r>
           </w:p>
         </w:tc>
       </w:tr>
       <w:tr>
         <w:tc>
           <w:tcPr>
-            <w:tcW w:type="dxa" w:w="1440"/>
+            <w:tcW w:type="dxa" w:w="1080"/>
           </w:tcPr>
           <w:p>
             <w:r>
@@ -315,7 +422,17 @@
         </w:tc>
         <w:tc>
           <w:tcPr>
-            <w:tcW w:type="dxa" w:w="1440"/>
+            <w:tcW w:type="dxa" w:w="1080"/>
+          </w:tcPr>
+          <w:p>
+            <w:r>
+              <w:t>10:50-11:30</w:t>
+            </w:r>
+          </w:p>
+        </w:tc>
+        <w:tc>
+          <w:tcPr>
+            <w:tcW w:type="dxa" w:w="1080"/>
           </w:tcPr>
           <w:p>
             <w:r/>
@@ -323,7 +440,7 @@
         </w:tc>
         <w:tc>
           <w:tcPr>
-            <w:tcW w:type="dxa" w:w="1440"/>
+            <w:tcW w:type="dxa" w:w="1080"/>
           </w:tcPr>
           <w:p>
             <w:r/>
@@ -331,7 +448,7 @@
         </w:tc>
         <w:tc>
           <w:tcPr>
-            <w:tcW w:type="dxa" w:w="1440"/>
+            <w:tcW w:type="dxa" w:w="1080"/>
           </w:tcPr>
           <w:p>
             <w:r/>
@@ -339,7 +456,7 @@
         </w:tc>
         <w:tc>
           <w:tcPr>
-            <w:tcW w:type="dxa" w:w="1440"/>
+            <w:tcW w:type="dxa" w:w="1080"/>
           </w:tcPr>
           <w:p>
             <w:r/>
@@ -347,21 +464,7 @@
         </w:tc>
         <w:tc>
           <w:tcPr>
-            <w:tcW w:type="dxa" w:w="1440"/>
-          </w:tcPr>
-          <w:p>
-            <w:r>
-              <w:t>10C</w:t>
-              <w:br/>
-              <w:t>ENGLISH</w:t>
-            </w:r>
-          </w:p>
-        </w:tc>
-      </w:tr>
-      <w:tr>
-        <w:tc>
-          <w:tcPr>
-            <w:tcW w:type="dxa" w:w="1440"/>
+            <w:tcW w:type="dxa" w:w="1080"/>
           </w:tcPr>
           <w:p>
             <w:r>
@@ -371,7 +474,39 @@
         </w:tc>
         <w:tc>
           <w:tcPr>
-            <w:tcW w:type="dxa" w:w="1440"/>
+            <w:tcW w:type="dxa" w:w="1080"/>
+          </w:tcPr>
+          <w:p>
+            <w:r>
+              <w:t>10:55-11:35</w:t>
+            </w:r>
+          </w:p>
+        </w:tc>
+      </w:tr>
+      <w:tr>
+        <w:tc>
+          <w:tcPr>
+            <w:tcW w:type="dxa" w:w="1080"/>
+          </w:tcPr>
+          <w:p>
+            <w:r>
+              <w:t>Lunch</w:t>
+            </w:r>
+          </w:p>
+        </w:tc>
+        <w:tc>
+          <w:tcPr>
+            <w:tcW w:type="dxa" w:w="1080"/>
+          </w:tcPr>
+          <w:p>
+            <w:r>
+              <w:t>11:30-12:00</w:t>
+            </w:r>
+          </w:p>
+        </w:tc>
+        <w:tc>
+          <w:tcPr>
+            <w:tcW w:type="dxa" w:w="1080"/>
           </w:tcPr>
           <w:p>
             <w:r/>
@@ -379,7 +514,7 @@
         </w:tc>
         <w:tc>
           <w:tcPr>
-            <w:tcW w:type="dxa" w:w="1440"/>
+            <w:tcW w:type="dxa" w:w="1080"/>
           </w:tcPr>
           <w:p>
             <w:r/>
@@ -387,7 +522,7 @@
         </w:tc>
         <w:tc>
           <w:tcPr>
-            <w:tcW w:type="dxa" w:w="1440"/>
+            <w:tcW w:type="dxa" w:w="1080"/>
           </w:tcPr>
           <w:p>
             <w:r/>
@@ -395,7 +530,7 @@
         </w:tc>
         <w:tc>
           <w:tcPr>
-            <w:tcW w:type="dxa" w:w="1440"/>
+            <w:tcW w:type="dxa" w:w="1080"/>
           </w:tcPr>
           <w:p>
             <w:r/>
@@ -403,27 +538,7 @@
         </w:tc>
         <w:tc>
           <w:tcPr>
-            <w:tcW w:type="dxa" w:w="1440"/>
-          </w:tcPr>
-          <w:p>
-            <w:r/>
-          </w:p>
-        </w:tc>
-      </w:tr>
-      <w:tr>
-        <w:tc>
-          <w:tcPr>
-            <w:tcW w:type="dxa" w:w="1440"/>
-          </w:tcPr>
-          <w:p>
-            <w:r>
-              <w:t>P6</w:t>
-            </w:r>
-          </w:p>
-        </w:tc>
-        <w:tc>
-          <w:tcPr>
-            <w:tcW w:type="dxa" w:w="1440"/>
+            <w:tcW w:type="dxa" w:w="1080"/>
           </w:tcPr>
           <w:p>
             <w:r>
@@ -435,111 +550,39 @@
         </w:tc>
         <w:tc>
           <w:tcPr>
-            <w:tcW w:type="dxa" w:w="1440"/>
+            <w:tcW w:type="dxa" w:w="1080"/>
           </w:tcPr>
           <w:p>
-            <w:r/>
-          </w:p>
-        </w:tc>
-        <w:tc>
-          <w:tcPr>
-            <w:tcW w:type="dxa" w:w="1440"/>
-          </w:tcPr>
-          <w:p>
-            <w:r/>
-          </w:p>
-        </w:tc>
-        <w:tc>
-          <w:tcPr>
-            <w:tcW w:type="dxa" w:w="1440"/>
-          </w:tcPr>
-          <w:p>
-            <w:r/>
-          </w:p>
-        </w:tc>
-        <w:tc>
-          <w:tcPr>
-            <w:tcW w:type="dxa" w:w="1440"/>
-          </w:tcPr>
-          <w:p>
-            <w:r/>
+            <w:r>
+              <w:t>10:25-10:55</w:t>
+            </w:r>
           </w:p>
         </w:tc>
       </w:tr>
       <w:tr>
         <w:tc>
           <w:tcPr>
-            <w:tcW w:type="dxa" w:w="1440"/>
+            <w:tcW w:type="dxa" w:w="1080"/>
           </w:tcPr>
           <w:p>
             <w:r>
-              <w:t>P7</w:t>
+              <w:t>P6</w:t>
             </w:r>
           </w:p>
         </w:tc>
         <w:tc>
           <w:tcPr>
-            <w:tcW w:type="dxa" w:w="1440"/>
-          </w:tcPr>
-          <w:p>
-            <w:r/>
-          </w:p>
-        </w:tc>
-        <w:tc>
-          <w:tcPr>
-            <w:tcW w:type="dxa" w:w="1440"/>
-          </w:tcPr>
-          <w:p>
-            <w:r/>
-          </w:p>
-        </w:tc>
-        <w:tc>
-          <w:tcPr>
-            <w:tcW w:type="dxa" w:w="1440"/>
-          </w:tcPr>
-          <w:p>
-            <w:r/>
-          </w:p>
-        </w:tc>
-        <w:tc>
-          <w:tcPr>
-            <w:tcW w:type="dxa" w:w="1440"/>
-          </w:tcPr>
-          <w:p>
-            <w:r/>
-          </w:p>
-        </w:tc>
-        <w:tc>
-          <w:tcPr>
-            <w:tcW w:type="dxa" w:w="1440"/>
-          </w:tcPr>
-          <w:p>
-            <w:r/>
-          </w:p>
-        </w:tc>
-      </w:tr>
-      <w:tr>
-        <w:tc>
-          <w:tcPr>
-            <w:tcW w:type="dxa" w:w="1440"/>
+            <w:tcW w:type="dxa" w:w="1080"/>
           </w:tcPr>
           <w:p>
             <w:r>
-              <w:t>P8</w:t>
+              <w:t>12:00-12:40</w:t>
             </w:r>
           </w:p>
         </w:tc>
         <w:tc>
           <w:tcPr>
-            <w:tcW w:type="dxa" w:w="1440"/>
-          </w:tcPr>
-          <w:p>
-            <w:r/>
-          </w:p>
-        </w:tc>
-        <w:tc>
-          <w:tcPr>
-            <w:tcW w:type="dxa" w:w="1440"/>
+            <w:tcW w:type="dxa" w:w="1080"/>
           </w:tcPr>
           <w:p>
             <w:r>
@@ -551,7 +594,7 @@
         </w:tc>
         <w:tc>
           <w:tcPr>
-            <w:tcW w:type="dxa" w:w="1440"/>
+            <w:tcW w:type="dxa" w:w="1080"/>
           </w:tcPr>
           <w:p>
             <w:r/>
@@ -559,7 +602,7 @@
         </w:tc>
         <w:tc>
           <w:tcPr>
-            <w:tcW w:type="dxa" w:w="1440"/>
+            <w:tcW w:type="dxa" w:w="1080"/>
           </w:tcPr>
           <w:p>
             <w:r/>
@@ -567,7 +610,169 @@
         </w:tc>
         <w:tc>
           <w:tcPr>
-            <w:tcW w:type="dxa" w:w="1440"/>
+            <w:tcW w:type="dxa" w:w="1080"/>
+          </w:tcPr>
+          <w:p>
+            <w:r/>
+          </w:p>
+        </w:tc>
+        <w:tc>
+          <w:tcPr>
+            <w:tcW w:type="dxa" w:w="1080"/>
+          </w:tcPr>
+          <w:p>
+            <w:r/>
+          </w:p>
+        </w:tc>
+        <w:tc>
+          <w:tcPr>
+            <w:tcW w:type="dxa" w:w="1080"/>
+          </w:tcPr>
+          <w:p>
+            <w:r>
+              <w:t>11:35-12:15</w:t>
+            </w:r>
+          </w:p>
+        </w:tc>
+      </w:tr>
+      <w:tr>
+        <w:tc>
+          <w:tcPr>
+            <w:tcW w:type="dxa" w:w="1080"/>
+          </w:tcPr>
+          <w:p>
+            <w:r>
+              <w:t>P7</w:t>
+            </w:r>
+          </w:p>
+        </w:tc>
+        <w:tc>
+          <w:tcPr>
+            <w:tcW w:type="dxa" w:w="1080"/>
+          </w:tcPr>
+          <w:p>
+            <w:r>
+              <w:t>12:40-1:20</w:t>
+            </w:r>
+          </w:p>
+        </w:tc>
+        <w:tc>
+          <w:tcPr>
+            <w:tcW w:type="dxa" w:w="1080"/>
+          </w:tcPr>
+          <w:p>
+            <w:r/>
+          </w:p>
+        </w:tc>
+        <w:tc>
+          <w:tcPr>
+            <w:tcW w:type="dxa" w:w="1080"/>
+          </w:tcPr>
+          <w:p>
+            <w:r/>
+          </w:p>
+        </w:tc>
+        <w:tc>
+          <w:tcPr>
+            <w:tcW w:type="dxa" w:w="1080"/>
+          </w:tcPr>
+          <w:p>
+            <w:r/>
+          </w:p>
+        </w:tc>
+        <w:tc>
+          <w:tcPr>
+            <w:tcW w:type="dxa" w:w="1080"/>
+          </w:tcPr>
+          <w:p>
+            <w:r/>
+          </w:p>
+        </w:tc>
+        <w:tc>
+          <w:tcPr>
+            <w:tcW w:type="dxa" w:w="1080"/>
+          </w:tcPr>
+          <w:p>
+            <w:r/>
+          </w:p>
+        </w:tc>
+        <w:tc>
+          <w:tcPr>
+            <w:tcW w:type="dxa" w:w="1080"/>
+          </w:tcPr>
+          <w:p>
+            <w:r/>
+          </w:p>
+        </w:tc>
+      </w:tr>
+      <w:tr>
+        <w:tc>
+          <w:tcPr>
+            <w:tcW w:type="dxa" w:w="1080"/>
+          </w:tcPr>
+          <w:p>
+            <w:r>
+              <w:t>P8</w:t>
+            </w:r>
+          </w:p>
+        </w:tc>
+        <w:tc>
+          <w:tcPr>
+            <w:tcW w:type="dxa" w:w="1080"/>
+          </w:tcPr>
+          <w:p>
+            <w:r>
+              <w:t>1:20-2:00</w:t>
+            </w:r>
+          </w:p>
+        </w:tc>
+        <w:tc>
+          <w:tcPr>
+            <w:tcW w:type="dxa" w:w="1080"/>
+          </w:tcPr>
+          <w:p>
+            <w:r/>
+          </w:p>
+        </w:tc>
+        <w:tc>
+          <w:tcPr>
+            <w:tcW w:type="dxa" w:w="1080"/>
+          </w:tcPr>
+          <w:p>
+            <w:r>
+              <w:t>10C</w:t>
+              <w:br/>
+              <w:t>ENGLISH</w:t>
+            </w:r>
+          </w:p>
+        </w:tc>
+        <w:tc>
+          <w:tcPr>
+            <w:tcW w:type="dxa" w:w="1080"/>
+          </w:tcPr>
+          <w:p>
+            <w:r/>
+          </w:p>
+        </w:tc>
+        <w:tc>
+          <w:tcPr>
+            <w:tcW w:type="dxa" w:w="1080"/>
+          </w:tcPr>
+          <w:p>
+            <w:r/>
+          </w:p>
+        </w:tc>
+        <w:tc>
+          <w:tcPr>
+            <w:tcW w:type="dxa" w:w="1080"/>
+          </w:tcPr>
+          <w:p>
+            <w:r/>
+          </w:p>
+        </w:tc>
+        <w:tc>
+          <w:tcPr>
+            <w:tcW w:type="dxa" w:w="1080"/>
           </w:tcPr>
           <w:p>
             <w:r/>

--- a/LUBNA TARIQ_timetable.docx
+++ b/LUBNA TARIQ_timetable.docx
@@ -12,7 +12,7 @@
     </w:p>
     <w:p>
       <w:r>
-        <w:t>Total Weekly Periods: 5</w:t>
+        <w:t>Total Weekly Periods: 0</w:t>
       </w:r>
     </w:p>
     <w:tbl>
@@ -22,92 +22,116 @@
         <w:tblLook w:firstColumn="1" w:firstRow="1" w:lastColumn="0" w:lastRow="0" w:noHBand="0" w:noVBand="1" w:val="04A0"/>
       </w:tblPr>
       <w:tblGrid>
-        <w:gridCol w:w="1080"/>
-        <w:gridCol w:w="1080"/>
-        <w:gridCol w:w="1080"/>
-        <w:gridCol w:w="1080"/>
-        <w:gridCol w:w="1080"/>
-        <w:gridCol w:w="1080"/>
-        <w:gridCol w:w="1080"/>
-        <w:gridCol w:w="1080"/>
+        <w:gridCol w:w="1530"/>
+        <w:gridCol w:w="1530"/>
+        <w:gridCol w:w="1530"/>
+        <w:gridCol w:w="1530"/>
+        <w:gridCol w:w="1530"/>
+        <w:gridCol w:w="1530"/>
+        <w:gridCol w:w="1530"/>
+        <w:gridCol w:w="1530"/>
       </w:tblGrid>
       <w:tr>
         <w:tc>
           <w:tcPr>
-            <w:tcW w:type="dxa" w:w="1080"/>
+            <w:tcW w:type="dxa" w:w="1530"/>
           </w:tcPr>
           <w:p>
             <w:r>
+              <w:rPr>
+                <w:b/>
+              </w:rPr>
               <w:t>Period</w:t>
             </w:r>
           </w:p>
         </w:tc>
         <w:tc>
           <w:tcPr>
-            <w:tcW w:type="dxa" w:w="1080"/>
+            <w:tcW w:type="dxa" w:w="1530"/>
           </w:tcPr>
           <w:p>
             <w:r>
-              <w:t>Mon-Thu Time</w:t>
+              <w:rPr>
+                <w:b/>
+              </w:rPr>
+              <w:t>Mon-Wed Time</w:t>
             </w:r>
           </w:p>
         </w:tc>
         <w:tc>
           <w:tcPr>
-            <w:tcW w:type="dxa" w:w="1080"/>
+            <w:tcW w:type="dxa" w:w="1530"/>
           </w:tcPr>
           <w:p>
             <w:r>
+              <w:rPr>
+                <w:b/>
+              </w:rPr>
               <w:t>Mon</w:t>
             </w:r>
           </w:p>
         </w:tc>
         <w:tc>
           <w:tcPr>
-            <w:tcW w:type="dxa" w:w="1080"/>
+            <w:tcW w:type="dxa" w:w="1530"/>
           </w:tcPr>
           <w:p>
             <w:r>
+              <w:rPr>
+                <w:b/>
+              </w:rPr>
               <w:t>Tue</w:t>
             </w:r>
           </w:p>
         </w:tc>
         <w:tc>
           <w:tcPr>
-            <w:tcW w:type="dxa" w:w="1080"/>
+            <w:tcW w:type="dxa" w:w="1530"/>
           </w:tcPr>
           <w:p>
             <w:r>
+              <w:rPr>
+                <w:b/>
+              </w:rPr>
               <w:t>Wed</w:t>
             </w:r>
           </w:p>
         </w:tc>
         <w:tc>
           <w:tcPr>
-            <w:tcW w:type="dxa" w:w="1080"/>
+            <w:tcW w:type="dxa" w:w="1530"/>
           </w:tcPr>
           <w:p>
             <w:r>
+              <w:rPr>
+                <w:b/>
+              </w:rPr>
               <w:t>Thu</w:t>
             </w:r>
           </w:p>
         </w:tc>
         <w:tc>
           <w:tcPr>
-            <w:tcW w:type="dxa" w:w="1080"/>
+            <w:tcW w:type="dxa" w:w="1530"/>
           </w:tcPr>
           <w:p>
             <w:r>
+              <w:rPr>
+                <w:b/>
+              </w:rPr>
               <w:t>Fri</w:t>
             </w:r>
           </w:p>
         </w:tc>
         <w:tc>
           <w:tcPr>
-            <w:tcW w:type="dxa" w:w="1080"/>
+            <w:tcW w:type="dxa" w:w="1530"/>
           </w:tcPr>
           <w:p>
             <w:r>
+              <w:rPr>
+                <w:b/>
+              </w:rPr>
               <w:t>Fri Time</w:t>
             </w:r>
           </w:p>
@@ -116,7 +140,7 @@
       <w:tr>
         <w:tc>
           <w:tcPr>
-            <w:tcW w:type="dxa" w:w="1080"/>
+            <w:tcW w:type="dxa" w:w="1530"/>
           </w:tcPr>
           <w:p>
             <w:r>
@@ -126,7 +150,7 @@
         </w:tc>
         <w:tc>
           <w:tcPr>
-            <w:tcW w:type="dxa" w:w="1080"/>
+            <w:tcW w:type="dxa" w:w="1530"/>
           </w:tcPr>
           <w:p>
             <w:r>
@@ -136,7 +160,7 @@
         </w:tc>
         <w:tc>
           <w:tcPr>
-            <w:tcW w:type="dxa" w:w="1080"/>
+            <w:tcW w:type="dxa" w:w="1530"/>
           </w:tcPr>
           <w:p>
             <w:r/>
@@ -144,7 +168,7 @@
         </w:tc>
         <w:tc>
           <w:tcPr>
-            <w:tcW w:type="dxa" w:w="1080"/>
+            <w:tcW w:type="dxa" w:w="1530"/>
           </w:tcPr>
           <w:p>
             <w:r/>
@@ -152,7 +176,7 @@
         </w:tc>
         <w:tc>
           <w:tcPr>
-            <w:tcW w:type="dxa" w:w="1080"/>
+            <w:tcW w:type="dxa" w:w="1530"/>
           </w:tcPr>
           <w:p>
             <w:r/>
@@ -160,7 +184,7 @@
         </w:tc>
         <w:tc>
           <w:tcPr>
-            <w:tcW w:type="dxa" w:w="1080"/>
+            <w:tcW w:type="dxa" w:w="1530"/>
           </w:tcPr>
           <w:p>
             <w:r/>
@@ -168,7 +192,7 @@
         </w:tc>
         <w:tc>
           <w:tcPr>
-            <w:tcW w:type="dxa" w:w="1080"/>
+            <w:tcW w:type="dxa" w:w="1530"/>
           </w:tcPr>
           <w:p>
             <w:r/>
@@ -176,7 +200,7 @@
         </w:tc>
         <w:tc>
           <w:tcPr>
-            <w:tcW w:type="dxa" w:w="1080"/>
+            <w:tcW w:type="dxa" w:w="1530"/>
           </w:tcPr>
           <w:p>
             <w:r>
@@ -188,7 +212,7 @@
       <w:tr>
         <w:tc>
           <w:tcPr>
-            <w:tcW w:type="dxa" w:w="1080"/>
+            <w:tcW w:type="dxa" w:w="1530"/>
           </w:tcPr>
           <w:p>
             <w:r>
@@ -198,7 +222,7 @@
         </w:tc>
         <w:tc>
           <w:tcPr>
-            <w:tcW w:type="dxa" w:w="1080"/>
+            <w:tcW w:type="dxa" w:w="1530"/>
           </w:tcPr>
           <w:p>
             <w:r>
@@ -208,7 +232,7 @@
         </w:tc>
         <w:tc>
           <w:tcPr>
-            <w:tcW w:type="dxa" w:w="1080"/>
+            <w:tcW w:type="dxa" w:w="1530"/>
           </w:tcPr>
           <w:p>
             <w:r/>
@@ -216,7 +240,7 @@
         </w:tc>
         <w:tc>
           <w:tcPr>
-            <w:tcW w:type="dxa" w:w="1080"/>
+            <w:tcW w:type="dxa" w:w="1530"/>
           </w:tcPr>
           <w:p>
             <w:r/>
@@ -224,7 +248,7 @@
         </w:tc>
         <w:tc>
           <w:tcPr>
-            <w:tcW w:type="dxa" w:w="1080"/>
+            <w:tcW w:type="dxa" w:w="1530"/>
           </w:tcPr>
           <w:p>
             <w:r/>
@@ -232,7 +256,7 @@
         </w:tc>
         <w:tc>
           <w:tcPr>
-            <w:tcW w:type="dxa" w:w="1080"/>
+            <w:tcW w:type="dxa" w:w="1530"/>
           </w:tcPr>
           <w:p>
             <w:r/>
@@ -240,7 +264,7 @@
         </w:tc>
         <w:tc>
           <w:tcPr>
-            <w:tcW w:type="dxa" w:w="1080"/>
+            <w:tcW w:type="dxa" w:w="1530"/>
           </w:tcPr>
           <w:p>
             <w:r/>
@@ -248,7 +272,7 @@
         </w:tc>
         <w:tc>
           <w:tcPr>
-            <w:tcW w:type="dxa" w:w="1080"/>
+            <w:tcW w:type="dxa" w:w="1530"/>
           </w:tcPr>
           <w:p>
             <w:r>
@@ -260,7 +284,7 @@
       <w:tr>
         <w:tc>
           <w:tcPr>
-            <w:tcW w:type="dxa" w:w="1080"/>
+            <w:tcW w:type="dxa" w:w="1530"/>
           </w:tcPr>
           <w:p>
             <w:r>
@@ -270,7 +294,7 @@
         </w:tc>
         <w:tc>
           <w:tcPr>
-            <w:tcW w:type="dxa" w:w="1080"/>
+            <w:tcW w:type="dxa" w:w="1530"/>
           </w:tcPr>
           <w:p>
             <w:r>
@@ -280,19 +304,7 @@
         </w:tc>
         <w:tc>
           <w:tcPr>
-            <w:tcW w:type="dxa" w:w="1080"/>
-          </w:tcPr>
-          <w:p>
-            <w:r>
-              <w:t>10C</w:t>
-              <w:br/>
-              <w:t>ENGLISH</w:t>
-            </w:r>
-          </w:p>
-        </w:tc>
-        <w:tc>
-          <w:tcPr>
-            <w:tcW w:type="dxa" w:w="1080"/>
+            <w:tcW w:type="dxa" w:w="1530"/>
           </w:tcPr>
           <w:p>
             <w:r/>
@@ -300,7 +312,7 @@
         </w:tc>
         <w:tc>
           <w:tcPr>
-            <w:tcW w:type="dxa" w:w="1080"/>
+            <w:tcW w:type="dxa" w:w="1530"/>
           </w:tcPr>
           <w:p>
             <w:r/>
@@ -308,7 +320,7 @@
         </w:tc>
         <w:tc>
           <w:tcPr>
-            <w:tcW w:type="dxa" w:w="1080"/>
+            <w:tcW w:type="dxa" w:w="1530"/>
           </w:tcPr>
           <w:p>
             <w:r/>
@@ -316,7 +328,7 @@
         </w:tc>
         <w:tc>
           <w:tcPr>
-            <w:tcW w:type="dxa" w:w="1080"/>
+            <w:tcW w:type="dxa" w:w="1530"/>
           </w:tcPr>
           <w:p>
             <w:r/>
@@ -324,7 +336,15 @@
         </w:tc>
         <w:tc>
           <w:tcPr>
-            <w:tcW w:type="dxa" w:w="1080"/>
+            <w:tcW w:type="dxa" w:w="1530"/>
+          </w:tcPr>
+          <w:p>
+            <w:r/>
+          </w:p>
+        </w:tc>
+        <w:tc>
+          <w:tcPr>
+            <w:tcW w:type="dxa" w:w="1530"/>
           </w:tcPr>
           <w:p>
             <w:r>
@@ -336,7 +356,7 @@
       <w:tr>
         <w:tc>
           <w:tcPr>
-            <w:tcW w:type="dxa" w:w="1080"/>
+            <w:tcW w:type="dxa" w:w="1530"/>
           </w:tcPr>
           <w:p>
             <w:r>
@@ -346,7 +366,7 @@
         </w:tc>
         <w:tc>
           <w:tcPr>
-            <w:tcW w:type="dxa" w:w="1080"/>
+            <w:tcW w:type="dxa" w:w="1530"/>
           </w:tcPr>
           <w:p>
             <w:r>
@@ -356,7 +376,7 @@
         </w:tc>
         <w:tc>
           <w:tcPr>
-            <w:tcW w:type="dxa" w:w="1080"/>
+            <w:tcW w:type="dxa" w:w="1530"/>
           </w:tcPr>
           <w:p>
             <w:r/>
@@ -364,7 +384,7 @@
         </w:tc>
         <w:tc>
           <w:tcPr>
-            <w:tcW w:type="dxa" w:w="1080"/>
+            <w:tcW w:type="dxa" w:w="1530"/>
           </w:tcPr>
           <w:p>
             <w:r/>
@@ -372,19 +392,7 @@
         </w:tc>
         <w:tc>
           <w:tcPr>
-            <w:tcW w:type="dxa" w:w="1080"/>
-          </w:tcPr>
-          <w:p>
-            <w:r>
-              <w:t>10C</w:t>
-              <w:br/>
-              <w:t>ENGLISH</w:t>
-            </w:r>
-          </w:p>
-        </w:tc>
-        <w:tc>
-          <w:tcPr>
-            <w:tcW w:type="dxa" w:w="1080"/>
+            <w:tcW w:type="dxa" w:w="1530"/>
           </w:tcPr>
           <w:p>
             <w:r/>
@@ -392,7 +400,7 @@
         </w:tc>
         <w:tc>
           <w:tcPr>
-            <w:tcW w:type="dxa" w:w="1080"/>
+            <w:tcW w:type="dxa" w:w="1530"/>
           </w:tcPr>
           <w:p>
             <w:r/>
@@ -400,7 +408,15 @@
         </w:tc>
         <w:tc>
           <w:tcPr>
-            <w:tcW w:type="dxa" w:w="1080"/>
+            <w:tcW w:type="dxa" w:w="1530"/>
+          </w:tcPr>
+          <w:p>
+            <w:r/>
+          </w:p>
+        </w:tc>
+        <w:tc>
+          <w:tcPr>
+            <w:tcW w:type="dxa" w:w="1530"/>
           </w:tcPr>
           <w:p>
             <w:r>
@@ -412,7 +428,79 @@
       <w:tr>
         <w:tc>
           <w:tcPr>
-            <w:tcW w:type="dxa" w:w="1080"/>
+            <w:tcW w:type="dxa" w:w="1530"/>
+          </w:tcPr>
+          <w:p>
+            <w:r>
+              <w:t>Lunch</w:t>
+            </w:r>
+          </w:p>
+        </w:tc>
+        <w:tc>
+          <w:tcPr>
+            <w:tcW w:type="dxa" w:w="1530"/>
+          </w:tcPr>
+          <w:p>
+            <w:r>
+              <w:t>10:50-11:20</w:t>
+            </w:r>
+          </w:p>
+        </w:tc>
+        <w:tc>
+          <w:tcPr>
+            <w:tcW w:type="dxa" w:w="1530"/>
+          </w:tcPr>
+          <w:p>
+            <w:r/>
+          </w:p>
+        </w:tc>
+        <w:tc>
+          <w:tcPr>
+            <w:tcW w:type="dxa" w:w="1530"/>
+          </w:tcPr>
+          <w:p>
+            <w:r/>
+          </w:p>
+        </w:tc>
+        <w:tc>
+          <w:tcPr>
+            <w:tcW w:type="dxa" w:w="1530"/>
+          </w:tcPr>
+          <w:p>
+            <w:r/>
+          </w:p>
+        </w:tc>
+        <w:tc>
+          <w:tcPr>
+            <w:tcW w:type="dxa" w:w="1530"/>
+          </w:tcPr>
+          <w:p>
+            <w:r/>
+          </w:p>
+        </w:tc>
+        <w:tc>
+          <w:tcPr>
+            <w:tcW w:type="dxa" w:w="1530"/>
+          </w:tcPr>
+          <w:p>
+            <w:r/>
+          </w:p>
+        </w:tc>
+        <w:tc>
+          <w:tcPr>
+            <w:tcW w:type="dxa" w:w="1530"/>
+          </w:tcPr>
+          <w:p>
+            <w:r>
+              <w:t>10:25-10:55</w:t>
+            </w:r>
+          </w:p>
+        </w:tc>
+      </w:tr>
+      <w:tr>
+        <w:tc>
+          <w:tcPr>
+            <w:tcW w:type="dxa" w:w="1530"/>
           </w:tcPr>
           <w:p>
             <w:r>
@@ -422,17 +510,17 @@
         </w:tc>
         <w:tc>
           <w:tcPr>
-            <w:tcW w:type="dxa" w:w="1080"/>
+            <w:tcW w:type="dxa" w:w="1530"/>
           </w:tcPr>
           <w:p>
             <w:r>
-              <w:t>10:50-11:30</w:t>
+              <w:t>11:20-12:00</w:t>
             </w:r>
           </w:p>
         </w:tc>
         <w:tc>
           <w:tcPr>
-            <w:tcW w:type="dxa" w:w="1080"/>
+            <w:tcW w:type="dxa" w:w="1530"/>
           </w:tcPr>
           <w:p>
             <w:r/>
@@ -440,7 +528,7 @@
         </w:tc>
         <w:tc>
           <w:tcPr>
-            <w:tcW w:type="dxa" w:w="1080"/>
+            <w:tcW w:type="dxa" w:w="1530"/>
           </w:tcPr>
           <w:p>
             <w:r/>
@@ -448,7 +536,7 @@
         </w:tc>
         <w:tc>
           <w:tcPr>
-            <w:tcW w:type="dxa" w:w="1080"/>
+            <w:tcW w:type="dxa" w:w="1530"/>
           </w:tcPr>
           <w:p>
             <w:r/>
@@ -456,7 +544,7 @@
         </w:tc>
         <w:tc>
           <w:tcPr>
-            <w:tcW w:type="dxa" w:w="1080"/>
+            <w:tcW w:type="dxa" w:w="1530"/>
           </w:tcPr>
           <w:p>
             <w:r/>
@@ -464,17 +552,15 @@
         </w:tc>
         <w:tc>
           <w:tcPr>
-            <w:tcW w:type="dxa" w:w="1080"/>
+            <w:tcW w:type="dxa" w:w="1530"/>
           </w:tcPr>
           <w:p>
-            <w:r>
-              <w:t>Lunch</w:t>
-            </w:r>
+            <w:r/>
           </w:p>
         </w:tc>
         <w:tc>
           <w:tcPr>
-            <w:tcW w:type="dxa" w:w="1080"/>
+            <w:tcW w:type="dxa" w:w="1530"/>
           </w:tcPr>
           <w:p>
             <w:r>
@@ -486,83 +572,7 @@
       <w:tr>
         <w:tc>
           <w:tcPr>
-            <w:tcW w:type="dxa" w:w="1080"/>
-          </w:tcPr>
-          <w:p>
-            <w:r>
-              <w:t>Lunch</w:t>
-            </w:r>
-          </w:p>
-        </w:tc>
-        <w:tc>
-          <w:tcPr>
-            <w:tcW w:type="dxa" w:w="1080"/>
-          </w:tcPr>
-          <w:p>
-            <w:r>
-              <w:t>11:30-12:00</w:t>
-            </w:r>
-          </w:p>
-        </w:tc>
-        <w:tc>
-          <w:tcPr>
-            <w:tcW w:type="dxa" w:w="1080"/>
-          </w:tcPr>
-          <w:p>
-            <w:r/>
-          </w:p>
-        </w:tc>
-        <w:tc>
-          <w:tcPr>
-            <w:tcW w:type="dxa" w:w="1080"/>
-          </w:tcPr>
-          <w:p>
-            <w:r/>
-          </w:p>
-        </w:tc>
-        <w:tc>
-          <w:tcPr>
-            <w:tcW w:type="dxa" w:w="1080"/>
-          </w:tcPr>
-          <w:p>
-            <w:r/>
-          </w:p>
-        </w:tc>
-        <w:tc>
-          <w:tcPr>
-            <w:tcW w:type="dxa" w:w="1080"/>
-          </w:tcPr>
-          <w:p>
-            <w:r/>
-          </w:p>
-        </w:tc>
-        <w:tc>
-          <w:tcPr>
-            <w:tcW w:type="dxa" w:w="1080"/>
-          </w:tcPr>
-          <w:p>
-            <w:r>
-              <w:t>10C</w:t>
-              <w:br/>
-              <w:t>ENGLISH</w:t>
-            </w:r>
-          </w:p>
-        </w:tc>
-        <w:tc>
-          <w:tcPr>
-            <w:tcW w:type="dxa" w:w="1080"/>
-          </w:tcPr>
-          <w:p>
-            <w:r>
-              <w:t>10:25-10:55</w:t>
-            </w:r>
-          </w:p>
-        </w:tc>
-      </w:tr>
-      <w:tr>
-        <w:tc>
-          <w:tcPr>
-            <w:tcW w:type="dxa" w:w="1080"/>
+            <w:tcW w:type="dxa" w:w="1530"/>
           </w:tcPr>
           <w:p>
             <w:r>
@@ -572,7 +582,7 @@
         </w:tc>
         <w:tc>
           <w:tcPr>
-            <w:tcW w:type="dxa" w:w="1080"/>
+            <w:tcW w:type="dxa" w:w="1530"/>
           </w:tcPr>
           <w:p>
             <w:r>
@@ -582,19 +592,7 @@
         </w:tc>
         <w:tc>
           <w:tcPr>
-            <w:tcW w:type="dxa" w:w="1080"/>
-          </w:tcPr>
-          <w:p>
-            <w:r>
-              <w:t>10C</w:t>
-              <w:br/>
-              <w:t>ENGLISH</w:t>
-            </w:r>
-          </w:p>
-        </w:tc>
-        <w:tc>
-          <w:tcPr>
-            <w:tcW w:type="dxa" w:w="1080"/>
+            <w:tcW w:type="dxa" w:w="1530"/>
           </w:tcPr>
           <w:p>
             <w:r/>
@@ -602,7 +600,7 @@
         </w:tc>
         <w:tc>
           <w:tcPr>
-            <w:tcW w:type="dxa" w:w="1080"/>
+            <w:tcW w:type="dxa" w:w="1530"/>
           </w:tcPr>
           <w:p>
             <w:r/>
@@ -610,7 +608,7 @@
         </w:tc>
         <w:tc>
           <w:tcPr>
-            <w:tcW w:type="dxa" w:w="1080"/>
+            <w:tcW w:type="dxa" w:w="1530"/>
           </w:tcPr>
           <w:p>
             <w:r/>
@@ -618,7 +616,7 @@
         </w:tc>
         <w:tc>
           <w:tcPr>
-            <w:tcW w:type="dxa" w:w="1080"/>
+            <w:tcW w:type="dxa" w:w="1530"/>
           </w:tcPr>
           <w:p>
             <w:r/>
@@ -626,7 +624,15 @@
         </w:tc>
         <w:tc>
           <w:tcPr>
-            <w:tcW w:type="dxa" w:w="1080"/>
+            <w:tcW w:type="dxa" w:w="1530"/>
+          </w:tcPr>
+          <w:p>
+            <w:r/>
+          </w:p>
+        </w:tc>
+        <w:tc>
+          <w:tcPr>
+            <w:tcW w:type="dxa" w:w="1530"/>
           </w:tcPr>
           <w:p>
             <w:r>
@@ -638,7 +644,7 @@
       <w:tr>
         <w:tc>
           <w:tcPr>
-            <w:tcW w:type="dxa" w:w="1080"/>
+            <w:tcW w:type="dxa" w:w="1530"/>
           </w:tcPr>
           <w:p>
             <w:r>
@@ -648,7 +654,7 @@
         </w:tc>
         <w:tc>
           <w:tcPr>
-            <w:tcW w:type="dxa" w:w="1080"/>
+            <w:tcW w:type="dxa" w:w="1530"/>
           </w:tcPr>
           <w:p>
             <w:r>
@@ -658,7 +664,7 @@
         </w:tc>
         <w:tc>
           <w:tcPr>
-            <w:tcW w:type="dxa" w:w="1080"/>
+            <w:tcW w:type="dxa" w:w="1530"/>
           </w:tcPr>
           <w:p>
             <w:r/>
@@ -666,7 +672,7 @@
         </w:tc>
         <w:tc>
           <w:tcPr>
-            <w:tcW w:type="dxa" w:w="1080"/>
+            <w:tcW w:type="dxa" w:w="1530"/>
           </w:tcPr>
           <w:p>
             <w:r/>
@@ -674,7 +680,7 @@
         </w:tc>
         <w:tc>
           <w:tcPr>
-            <w:tcW w:type="dxa" w:w="1080"/>
+            <w:tcW w:type="dxa" w:w="1530"/>
           </w:tcPr>
           <w:p>
             <w:r/>
@@ -682,7 +688,7 @@
         </w:tc>
         <w:tc>
           <w:tcPr>
-            <w:tcW w:type="dxa" w:w="1080"/>
+            <w:tcW w:type="dxa" w:w="1530"/>
           </w:tcPr>
           <w:p>
             <w:r/>
@@ -690,7 +696,7 @@
         </w:tc>
         <w:tc>
           <w:tcPr>
-            <w:tcW w:type="dxa" w:w="1080"/>
+            <w:tcW w:type="dxa" w:w="1530"/>
           </w:tcPr>
           <w:p>
             <w:r/>
@@ -698,7 +704,7 @@
         </w:tc>
         <w:tc>
           <w:tcPr>
-            <w:tcW w:type="dxa" w:w="1080"/>
+            <w:tcW w:type="dxa" w:w="1530"/>
           </w:tcPr>
           <w:p>
             <w:r/>
@@ -708,7 +714,7 @@
       <w:tr>
         <w:tc>
           <w:tcPr>
-            <w:tcW w:type="dxa" w:w="1080"/>
+            <w:tcW w:type="dxa" w:w="1530"/>
           </w:tcPr>
           <w:p>
             <w:r>
@@ -718,7 +724,7 @@
         </w:tc>
         <w:tc>
           <w:tcPr>
-            <w:tcW w:type="dxa" w:w="1080"/>
+            <w:tcW w:type="dxa" w:w="1530"/>
           </w:tcPr>
           <w:p>
             <w:r>
@@ -728,7 +734,7 @@
         </w:tc>
         <w:tc>
           <w:tcPr>
-            <w:tcW w:type="dxa" w:w="1080"/>
+            <w:tcW w:type="dxa" w:w="1530"/>
           </w:tcPr>
           <w:p>
             <w:r/>
@@ -736,19 +742,7 @@
         </w:tc>
         <w:tc>
           <w:tcPr>
-            <w:tcW w:type="dxa" w:w="1080"/>
-          </w:tcPr>
-          <w:p>
-            <w:r>
-              <w:t>10C</w:t>
-              <w:br/>
-              <w:t>ENGLISH</w:t>
-            </w:r>
-          </w:p>
-        </w:tc>
-        <w:tc>
-          <w:tcPr>
-            <w:tcW w:type="dxa" w:w="1080"/>
+            <w:tcW w:type="dxa" w:w="1530"/>
           </w:tcPr>
           <w:p>
             <w:r/>
@@ -756,7 +750,7 @@
         </w:tc>
         <w:tc>
           <w:tcPr>
-            <w:tcW w:type="dxa" w:w="1080"/>
+            <w:tcW w:type="dxa" w:w="1530"/>
           </w:tcPr>
           <w:p>
             <w:r/>
@@ -764,7 +758,7 @@
         </w:tc>
         <w:tc>
           <w:tcPr>
-            <w:tcW w:type="dxa" w:w="1080"/>
+            <w:tcW w:type="dxa" w:w="1530"/>
           </w:tcPr>
           <w:p>
             <w:r/>
@@ -772,7 +766,15 @@
         </w:tc>
         <w:tc>
           <w:tcPr>
-            <w:tcW w:type="dxa" w:w="1080"/>
+            <w:tcW w:type="dxa" w:w="1530"/>
+          </w:tcPr>
+          <w:p>
+            <w:r/>
+          </w:p>
+        </w:tc>
+        <w:tc>
+          <w:tcPr>
+            <w:tcW w:type="dxa" w:w="1530"/>
           </w:tcPr>
           <w:p>
             <w:r/>
@@ -781,7 +783,7 @@
       </w:tr>
     </w:tbl>
     <w:sectPr>
-      <w:pgSz w:w="12240" w:h="15840"/>
+      <w:pgSz w:w="15840" w:h="12240" w:orient="landscape"/>
       <w:pgMar w:top="1440" w:right="1800" w:bottom="1440" w:left="1800" w:header="720" w:footer="720" w:gutter="0"/>
       <w:cols w:space="720"/>
       <w:docGrid w:linePitch="360"/>

--- a/LUBNA TARIQ_timetable.docx
+++ b/LUBNA TARIQ_timetable.docx
@@ -12,7 +12,7 @@
     </w:p>
     <w:p>
       <w:r>
-        <w:t>Total Weekly Periods: 0</w:t>
+        <w:t>Total Weekly Periods: 5</w:t>
       </w:r>
     </w:p>
     <w:tbl>
@@ -539,7 +539,11 @@
             <w:tcW w:type="dxa" w:w="1530"/>
           </w:tcPr>
           <w:p>
-            <w:r/>
+            <w:r>
+              <w:t>10C</w:t>
+              <w:br/>
+              <w:t>ENGLISH</w:t>
+            </w:r>
           </w:p>
         </w:tc>
         <w:tc>
@@ -555,7 +559,11 @@
             <w:tcW w:type="dxa" w:w="1530"/>
           </w:tcPr>
           <w:p>
-            <w:r/>
+            <w:r>
+              <w:t>10C</w:t>
+              <w:br/>
+              <w:t>ENGLISH</w:t>
+            </w:r>
           </w:p>
         </w:tc>
         <w:tc>
@@ -595,7 +603,11 @@
             <w:tcW w:type="dxa" w:w="1530"/>
           </w:tcPr>
           <w:p>
-            <w:r/>
+            <w:r>
+              <w:t>10C</w:t>
+              <w:br/>
+              <w:t>ENGLISH</w:t>
+            </w:r>
           </w:p>
         </w:tc>
         <w:tc>
@@ -603,7 +615,11 @@
             <w:tcW w:type="dxa" w:w="1530"/>
           </w:tcPr>
           <w:p>
-            <w:r/>
+            <w:r>
+              <w:t>10C</w:t>
+              <w:br/>
+              <w:t>ENGLISH</w:t>
+            </w:r>
           </w:p>
         </w:tc>
         <w:tc>
@@ -691,7 +707,11 @@
             <w:tcW w:type="dxa" w:w="1530"/>
           </w:tcPr>
           <w:p>
-            <w:r/>
+            <w:r>
+              <w:t>10C</w:t>
+              <w:br/>
+              <w:t>ENGLISH</w:t>
+            </w:r>
           </w:p>
         </w:tc>
         <w:tc>
